--- a/backend/templates/MODEL QUESTION.docx
+++ b/backend/templates/MODEL QUESTION.docx
@@ -7227,16 +7227,7 @@
             </w:tcBorders>
           </w:tcPr>
           <w:p>
-            <w:pPr>
-              <w:spacing w:line="360" w:lineRule="auto"/>
-              <w:rPr>
-                <w:sz w:val="24"/>
-                <w:szCs w:val="24"/>
-              </w:rPr>
-            </w:pPr>
-            <w:r>
-              <w:t>Name &amp; Designation</w:t>
-            </w:r>
+            <w:r/>
           </w:p>
         </w:tc>
         <w:tc>
@@ -7308,16 +7299,7 @@
             </w:tcBorders>
           </w:tcPr>
           <w:p>
-            <w:pPr>
-              <w:spacing w:line="360" w:lineRule="auto"/>
-              <w:rPr>
-                <w:sz w:val="24"/>
-                <w:szCs w:val="24"/>
-              </w:rPr>
-            </w:pPr>
-            <w:r>
-              <w:t>HOD, Department</w:t>
-            </w:r>
+            <w:r/>
           </w:p>
         </w:tc>
         <w:tc>
@@ -7377,16 +7359,7 @@
             </w:tcBorders>
           </w:tcPr>
           <w:p>
-            <w:pPr>
-              <w:spacing w:line="360" w:lineRule="auto"/>
-              <w:rPr>
-                <w:sz w:val="24"/>
-                <w:szCs w:val="24"/>
-              </w:rPr>
-            </w:pPr>
-            <w:r>
-              <w:t>HOD, Department</w:t>
-            </w:r>
+            <w:r/>
           </w:p>
         </w:tc>
         <w:tc>
